--- a/minggu3/LAPORAN PRAKTIKUM-ASD-WEEK-3.docx
+++ b/minggu3/LAPORAN PRAKTIKUM-ASD-WEEK-3.docx
@@ -56,7 +56,7 @@
         <w:pStyle w:val="ListNumber"/>
       </w:pPr>
       <w:r>
-        <w:t>Memahami fungsi dari array yang isinya adalah objek.</w:t>
+        <w:t>Memahami fungsi dari array yang isinya merupakan objek.</w:t>
       </w:r>
     </w:p>
     <w:p>
@@ -64,7 +64,7 @@
         <w:pStyle w:val="ListNumber"/>
       </w:pPr>
       <w:r>
-        <w:t>Dapat mempraktikkan cara pembuatan (instansiasi) array of objects di program Java.</w:t>
+        <w:t>Bisa mempraktikkan metode pembuatan (instansiasi) array of objects di program Java.</w:t>
       </w:r>
     </w:p>
     <w:p>
@@ -80,10 +80,7 @@
         <w:pStyle w:val="Heading2"/>
       </w:pPr>
       <w:r>
-        <w:rPr>
-          <w:color w:val="000000"/>
-        </w:rPr>
-        <w:t>3.2 &amp; 3.3 Membuat Array dari Object dan Menerima Input Menggunakan Looping</w:t>
+        <w:t>3.2 &amp; 3.3 Membuat Array dari Object dan Menerima Input Memakai Looping</w:t>
       </w:r>
     </w:p>
     <w:p>
@@ -151,13 +148,7 @@
     </w:p>
     <w:p>
       <w:r>
-        <w:rPr>
-          <w:b/>
-        </w:rPr>
-        <w:t xml:space="preserve">1. Apakah class yang akan dibuat array of object harus selalu memiliki atribut dan sekaligus method? </w:t>
-      </w:r>
-      <w:r>
-        <w:t>Sebenarnya tidak harus. Sebuah class bisa saja cuma dipakai untuk menyimpan data (hanya punya atribut). Tapi, karena kita belajar Pemrograman Berorientasi Objek (OOP), idealnya sebuah class itu punya data (atribut) dan juga fungsinya (method).</w:t>
+        <w:t>1. Apakah class yang akan dibangun array of object harus selalu memiliki atribut dan sekaligus method? Sebenarnya tidak harus. Sebuah class bisa saja cuma dipakai untuk menyimpan data (hanya punya atribut). Tapi, dikarenakan kita belajar Pemrograman Berorientasi Objek (OOP), idealnya sebuah class itu punya data (atribut) dan juga fungsinya (method).</w:t>
       </w:r>
     </w:p>
     <w:p>
@@ -184,24 +175,12 @@
     </w:p>
     <w:p>
       <w:r>
-        <w:rPr>
-          <w:b/>
-        </w:rPr>
-        <w:t xml:space="preserve">4. Apa yang dilakukan oleh kode program pengisian atribut tersebut? </w:t>
-      </w:r>
-      <w:r>
-        <w:t>Baris pertama itu ibaratnya membentuk wujud fisik objek Mahasiswa-nya terlebih dahulu. Kemudian, baris-baris di bawahnya digunakan untuk memasukkan data NIM, Nama, Kelas, dan IPK ke dalam objek yang baru saja dibuat tersebut.</w:t>
+        <w:t>4. Apa yang dilakukan oleh kode program pengisian atribut tersebut? Baris pertama itu ibaratnya membentuk wujud fisik objek Mahasiswa-nya terlebih dahulu. Selanjutnya, baris-baris di bawahnya digunakan untuk memasukkan data NIM, Nama, Kelas, dan IPK ke dalam objek yang baru saja dibangun tersebut.</w:t>
       </w:r>
     </w:p>
     <w:p>
       <w:r>
-        <w:rPr>
-          <w:b/>
-        </w:rPr>
-        <w:t xml:space="preserve">5. Mengapa class Mahasiswa29 dan MahasiswaDemo29 dipisahkan? </w:t>
-      </w:r>
-      <w:r>
-        <w:t>Biar kodenya rapi dan tugasnya jelas. Class Mahasiswa29 fokus menjadi cetakan datanya saja, sedangkan class MahasiswaDemo29 fokus untuk mengeksekusi dan menjalankan programnya (karena di dalamnya ada fungsi main).</w:t>
+        <w:t>5. Mengapa class Mahasiswa29 dan MahasiswaDemo29 dipisahkan? Biar kodenya rapi dan tugasnya jelas. Class Mahasiswa29 fokus menjadi cetakan datanya saja, sedangkan class MahasiswaDemo29 fokus untuk mengeksekusi dan menjalankan programnya (dikarenakan di dalamnya ada fungsi main).</w:t>
       </w:r>
     </w:p>
     <w:p>
@@ -228,13 +207,7 @@
     </w:p>
     <w:p>
       <w:r>
-        <w:rPr>
-          <w:b/>
-        </w:rPr>
-        <w:t xml:space="preserve">2. Mengapa kode myArrayOfMahasiswa[0].nim menyebabkan error? </w:t>
-      </w:r>
-      <w:r>
-        <w:t>Karena kita baru bikin "rak" kosongnya saja, tapi belum menciptakan fisik objeknya. Harusnya, sebelum mengisi atribut nim, kita wajib membuat objeknya dulu dengan kode: myArrayOfMahasiswa[0] = new Mahasiswa29();. Karena terlewat, programnya bingung dan memunculkan error NullPointerException.</w:t>
+        <w:t>2. Mengapa kode myArrayOfMahasiswa[0].nim menyebabkan error? Dikarenakan kita baru bikin "rak" kosongnya saja, tapi belum menciptakan fisik objeknya. Harusnya, sebelum mengisi atribut nim, kita wajib membuat objeknya dulu dengan kode: myArrayOfMahasiswa[0] = new Mahasiswa29();. Dikarenakan terlewat, programnya bingung dan memunculkan error NullPointerException.</w:t>
       </w:r>
     </w:p>
     <w:p>
@@ -313,24 +286,12 @@
     </w:p>
     <w:p>
       <w:r>
-        <w:rPr>
-          <w:b/>
-        </w:rPr>
-        <w:t xml:space="preserve">1. Apakah suatu class dapat memiliki lebih dari 1 constructor? </w:t>
-      </w:r>
-      <w:r>
-        <w:t>Bisa. Konsep ini dinamakan Constructor Overloading. Contohnya, di dalam satu class, kita bisa menaruh konstruktor kosong dan konstruktor yang ada parameternya sekaligus secara bersamaan.</w:t>
+        <w:t>1. Apakah suatu class bisa memiliki lebih dari 1 constructor? Bisa. Konsep ini dinamakan Constructor Overloading. Contohnya, di dalam satu class, kita bisa menaruh konstruktor kosong dan konstruktor yang ada parameternya sekaligus secara bersamaan.</w:t>
       </w:r>
     </w:p>
     <w:p>
       <w:r>
-        <w:rPr>
-          <w:b/>
-        </w:rPr>
-        <w:t xml:space="preserve">2. Tambahkan method tambahData() pada class MataKuliah29: </w:t>
-      </w:r>
-      <w:r>
-        <w:t>Karena di praktikum ini kita sudah menggunakan Constructor berparameter, proses pengisian data langsung ter-handle sekaligus saat pembuatan objek dengan sintaks new MataKuliah29(kodeMK, namaMK, nilaiSks, jam);.</w:t>
+        <w:t>2. Tambahkan method tambahData() pada class MataKuliah29: Dikarenakan di praktikum ini kita sudah memakai Constructor berparameter, proses pengisian data langsung ter-handle sekaligus saat pembuatan objek dengan sintaks new MataKuliah29(kodeMK, namaMK, nilaiSks, jam);.</w:t>
       </w:r>
     </w:p>
     <w:p>
@@ -346,13 +307,7 @@
     </w:p>
     <w:p>
       <w:r>
-        <w:rPr>
-          <w:b/>
-        </w:rPr>
-        <w:t xml:space="preserve">4. Modifikasi agar panjang array ditentukan oleh user: </w:t>
-      </w:r>
-      <w:r>
-        <w:t>Program sudah dimodifikasi. Kita meminta user memasukkan angka yang ditampung dalam variabel. Angka inilah yang kemudian dijadikan penentu batas jumlah loker array-nya dengan kode: new MataKuliah29[jumlahMK].</w:t>
+        <w:t>4. Modifikasi agar panjang array ditentukan oleh user: Program sudah dimodifikasi. Kita meminta user memasukkan angka yang ditampung dalam variabel. Angka inilah yang selanjutnya dijadikan penentu batas jumlah loker array-nya dengan kode: new MataKuliah29[jumlahMK].</w:t>
       </w:r>
     </w:p>
     <w:p>
@@ -368,7 +323,7 @@
     </w:p>
     <w:p>
       <w:r>
-        <w:t>(Catatan: Keseluruhan kode program untuk penyelesaian tugas ini dapat dilihat pada file Dosen29.java, DataDosen29.java, dan DosenDemo29.java di dalam repository).</w:t>
+        <w:t>(Catatan: Keseluruhan kode program untuk penyelesaian tugas ini bisa dilihat pada file Dosen29.java, DataDosen29.java, dan DosenDemo29.java di dalam repository).</w:t>
       </w:r>
     </w:p>
     <w:p>
